--- a/Docs/Design/밸런스 기준 문서.docx
+++ b/Docs/Design/밸런스 기준 문서.docx
@@ -6284,7 +6284,7 @@
     </w:p>
     <w:p>
       <w:r>
-        <w:t>최초 프로토타입에서는 아래 상한을 적용하는 것을 추천함.</w:t>
+        <w:t>최초 프로토타입에서는 아래 제한값을 적용한다. 공격력 증가 효과의 전체 합계에는 상한을 적용하지 않으며, 기존 +50% 상한은 폐기한다. 효과별로 명시된 전용 상한만 해당 효과군에 적용한다.</w:t>
       </w:r>
     </w:p>
     <w:tbl>
@@ -6377,7 +6377,7 @@
           </w:tcPr>
           <w:p>
             <w:r>
-              <w:t>+50%</w:t>
+              <w:t>전체 상한 없음 (기존 +50% 폐기)</w:t>
             </w:r>
           </w:p>
         </w:tc>
